--- a/backend_api/templates/presentation_hull_inspection.docx
+++ b/backend_api/templates/presentation_hull_inspection.docx
@@ -2,7 +2,6 @@
 <file path=word/document.xml><?xml version="1.0" encoding="utf-8"?>
 <w:document xmlns:wpc="http://schemas.microsoft.com/office/word/2010/wordprocessingCanvas" xmlns:cx="http://schemas.microsoft.com/office/drawing/2014/chartex" xmlns:cx1="http://schemas.microsoft.com/office/drawing/2015/9/8/chartex" xmlns:cx2="http://schemas.microsoft.com/office/drawing/2015/10/21/chartex" xmlns:cx3="http://schemas.microsoft.com/office/drawing/2016/5/9/chartex" xmlns:cx4="http://schemas.microsoft.com/office/drawing/2016/5/10/chartex" xmlns:cx5="http://schemas.microsoft.com/office/drawing/2016/5/11/chartex" xmlns:cx6="http://schemas.microsoft.com/office/drawing/2016/5/12/chartex" xmlns:cx7="http://schemas.microsoft.com/office/drawing/2016/5/13/chartex" xmlns:cx8="http://schemas.microsoft.com/office/drawing/2016/5/14/chartex" xmlns:mc="http://schemas.openxmlformats.org/markup-compatibility/2006" xmlns:aink="http://schemas.microsoft.com/office/drawing/2016/ink" xmlns:am3d="http://schemas.microsoft.com/office/drawing/2017/model3d" xmlns:o="urn:schemas-microsoft-com:office:office" xmlns:oel="http://schemas.microsoft.com/office/2019/extlst" xmlns:r="http://schemas.openxmlformats.org/officeDocument/2006/relationships" xmlns:m="http://schemas.openxmlformats.org/officeDocument/2006/math" xmlns:v="urn:schemas-microsoft-com:vml" xmlns:wp14="http://schemas.microsoft.com/office/word/2010/wordprocessingDrawing" xmlns:wp="http://schemas.openxmlformats.org/drawingml/2006/wordprocessingDrawing" xmlns:w10="urn:schemas-microsoft-com:office:word" xmlns:w="http://schemas.openxmlformats.org/wordprocessingml/2006/main" xmlns:w14="http://schemas.microsoft.com/office/word/2010/wordml" xmlns:w15="http://schemas.microsoft.com/office/word/2012/wordml" xmlns:w16cex="http://schemas.microsoft.com/office/word/2018/wordml/cex" xmlns:w16cid="http://schemas.microsoft.com/office/word/2016/wordml/cid" xmlns:w16="http://schemas.microsoft.com/office/word/2018/wordml" xmlns:w16du="http://schemas.microsoft.com/office/word/2023/wordml/word16du" xmlns:w16sdtdh="http://schemas.microsoft.com/office/word/2020/wordml/sdtdatahash" xmlns:w16sdtfl="http://schemas.microsoft.com/office/word/2024/wordml/sdtformatlock" xmlns:w16se="http://schemas.microsoft.com/office/word/2015/wordml/symex" xmlns:wpg="http://schemas.microsoft.com/office/word/2010/wordprocessingGroup" xmlns:wpi="http://schemas.microsoft.com/office/word/2010/wordprocessingInk" xmlns:wne="http://schemas.microsoft.com/office/word/2006/wordml" xmlns:wps="http://schemas.microsoft.com/office/word/2010/wordprocessingShape" mc:Ignorable="w14 w15 w16se w16cid w16 w16cex w16sdtdh w16sdtfl w16du wp14">
   <w:body>
-    <w:p/>
     <w:p>
       <w:pPr>
         <w:jc w:val="center"/>
@@ -300,6 +299,7 @@
         <w:t xml:space="preserve"> </w:t>
       </w:r>
     </w:p>
+    <w:p/>
     <w:p>
       <w:pPr>
         <w:rPr>
@@ -424,7 +424,6 @@
           <w:color w:val="000000"/>
           <w:sz w:val="36"/>
           <w:szCs w:val="36"/>
-          <w:lang w:val="it-IT"/>
         </w:rPr>
       </w:pPr>
       <w:r>
@@ -435,45 +434,8 @@
           <w:color w:val="000000"/>
           <w:sz w:val="36"/>
           <w:szCs w:val="36"/>
-          <w:lang w:val="it-IT"/>
-        </w:rPr>
-        <w:t>{</w:t>
-      </w:r>
-      <w:r>
-        <w:rPr>
-          <w:rFonts w:ascii="Arial" w:hAnsi="Arial" w:cs="Arial"/>
-          <w:b/>
-          <w:bCs/>
-          <w:color w:val="000000"/>
-          <w:sz w:val="36"/>
-          <w:szCs w:val="36"/>
-          <w:lang w:val="it-IT"/>
-        </w:rPr>
-        <w:t>vessel</w:t>
-      </w:r>
-      <w:r>
-        <w:rPr>
-          <w:rFonts w:ascii="Arial" w:hAnsi="Arial" w:cs="Arial"/>
-          <w:b/>
-          <w:bCs/>
-          <w:color w:val="000000"/>
-          <w:sz w:val="36"/>
-          <w:szCs w:val="36"/>
-          <w:lang w:val="it-IT"/>
-        </w:rPr>
-        <w:t>}</w:t>
-      </w:r>
-      <w:r>
-        <w:rPr>
-          <w:rFonts w:ascii="Arial" w:hAnsi="Arial" w:cs="Arial"/>
-          <w:b/>
-          <w:bCs/>
-          <w:color w:val="000000"/>
-          <w:sz w:val="36"/>
-          <w:szCs w:val="36"/>
-          <w:lang w:val="it-IT"/>
-        </w:rPr>
-        <w:t xml:space="preserve"> </w:t>
+        </w:rPr>
+        <w:t xml:space="preserve">{vessel} </w:t>
       </w:r>
     </w:p>
     <w:p>
@@ -713,7 +675,6 @@
     <w:p/>
     <w:p/>
     <w:p/>
-    <w:p/>
     <w:p>
       <w:pPr>
         <w:widowControl w:val="0"/>
@@ -739,106 +700,7 @@
           <w:sz w:val="32"/>
           <w:szCs w:val="32"/>
         </w:rPr>
-        <w:t>{</w:t>
-      </w:r>
-      <w:r>
-        <w:rPr>
-          <w:rFonts w:ascii="Arial" w:hAnsi="Arial" w:cs="Arial"/>
-          <w:b/>
-          <w:bCs/>
-          <w:color w:val="000000"/>
-          <w:sz w:val="32"/>
-          <w:szCs w:val="32"/>
-        </w:rPr>
-        <w:t>port</w:t>
-      </w:r>
-      <w:r>
-        <w:rPr>
-          <w:rFonts w:ascii="Arial" w:hAnsi="Arial" w:cs="Arial"/>
-          <w:b/>
-          <w:bCs/>
-          <w:color w:val="000000"/>
-          <w:sz w:val="32"/>
-          <w:szCs w:val="32"/>
-        </w:rPr>
-        <w:t>}</w:t>
-      </w:r>
-      <w:r>
-        <w:rPr>
-          <w:rFonts w:ascii="Arial" w:hAnsi="Arial" w:cs="Arial"/>
-          <w:b/>
-          <w:bCs/>
-          <w:color w:val="000000"/>
-          <w:sz w:val="32"/>
-          <w:szCs w:val="32"/>
-        </w:rPr>
-        <w:t xml:space="preserve"> BAY </w:t>
-      </w:r>
-      <w:r>
-        <w:rPr>
-          <w:rFonts w:ascii="Arial" w:hAnsi="Arial" w:cs="Arial"/>
-          <w:b/>
-          <w:bCs/>
-          <w:color w:val="000000"/>
-          <w:sz w:val="32"/>
-          <w:szCs w:val="32"/>
-        </w:rPr>
-        <w:t>–</w:t>
-      </w:r>
-      <w:r>
-        <w:rPr>
-          <w:rFonts w:ascii="Arial" w:hAnsi="Arial" w:cs="Arial"/>
-          <w:b/>
-          <w:bCs/>
-          <w:color w:val="000000"/>
-          <w:sz w:val="32"/>
-          <w:szCs w:val="32"/>
-        </w:rPr>
-        <w:t xml:space="preserve"> </w:t>
-      </w:r>
-      <w:r>
-        <w:rPr>
-          <w:rFonts w:ascii="Arial" w:hAnsi="Arial" w:cs="Arial"/>
-          <w:b/>
-          <w:bCs/>
-          <w:color w:val="000000"/>
-          <w:sz w:val="32"/>
-          <w:szCs w:val="32"/>
-        </w:rPr>
-        <w:t>{</w:t>
-      </w:r>
-      <w:r>
-        <w:rPr>
-          <w:rFonts w:ascii="Arial" w:hAnsi="Arial" w:cs="Arial"/>
-          <w:b/>
-          <w:bCs/>
-          <w:color w:val="000000"/>
-          <w:sz w:val="32"/>
-          <w:szCs w:val="32"/>
-        </w:rPr>
-        <w:t>country</w:t>
-      </w:r>
-      <w:r>
-        <w:rPr>
-          <w:rFonts w:ascii="Arial" w:hAnsi="Arial" w:cs="Arial"/>
-          <w:b/>
-          <w:bCs/>
-          <w:color w:val="000000"/>
-          <w:sz w:val="32"/>
-          <w:szCs w:val="32"/>
-        </w:rPr>
-        <w:t>}</w:t>
-      </w:r>
-      <w:r>
-        <w:rPr>
-          <w:rFonts w:ascii="Arial" w:hAnsi="Arial" w:cs="Arial"/>
-          <w:b/>
-          <w:bCs/>
-          <w:color w:val="000000"/>
-          <w:sz w:val="32"/>
-          <w:szCs w:val="32"/>
-        </w:rPr>
-        <w:t xml:space="preserve">, </w:t>
+        <w:t xml:space="preserve">{port} BAY – {country}, </w:t>
       </w:r>
       <w:r>
         <w:rPr>

--- a/backend_api/templates/presentation_hull_inspection.docx
+++ b/backend_api/templates/presentation_hull_inspection.docx
@@ -314,23 +314,8 @@
             </w14:srgbClr>
           </w14:shadow>
         </w:rPr>
+        <w:jc w:val="center"/>
       </w:pPr>
-      <w:r>
-        <w:rPr>
-          <w:rFonts w:ascii="Arial" w:hAnsi="Arial" w:cs="Arial"/>
-          <w:b/>
-          <w:color w:val="0000FF"/>
-          <w:spacing w:val="22"/>
-          <w:sz w:val="22"/>
-          <w:szCs w:val="22"/>
-          <w14:shadow w14:blurRad="50800" w14:dist="38100" w14:dir="2700000" w14:sx="100000" w14:sy="100000" w14:kx="0" w14:ky="0" w14:algn="tl">
-            <w14:srgbClr w14:val="000000">
-              <w14:alpha w14:val="60000"/>
-            </w14:srgbClr>
-          </w14:shadow>
-        </w:rPr>
-        <w:t xml:space="preserve">                                                       </w:t>
-      </w:r>
       <w:r>
         <w:rPr>
           <w:rFonts w:ascii="Arial" w:hAnsi="Arial" w:cs="Arial"/>
@@ -572,18 +557,8 @@
           <w:szCs w:val="20"/>
           <w:lang w:eastAsia="es-ES"/>
         </w:rPr>
+        <w:jc w:val="center"/>
       </w:pPr>
-      <w:r>
-        <w:rPr>
-          <w:rFonts w:ascii="Arial" w:hAnsi="Arial" w:cs="Arial"/>
-          <w:b/>
-          <w:bCs/>
-          <w:color w:val="000000"/>
-          <w:sz w:val="32"/>
-          <w:szCs w:val="32"/>
-        </w:rPr>
-        <w:t xml:space="preserve">      </w:t>
-      </w:r>
       <w:proofErr w:type="gramStart"/>
       <w:r>
         <w:rPr>
@@ -690,6 +665,7 @@
           <w:sz w:val="32"/>
           <w:szCs w:val="32"/>
         </w:rPr>
+        <w:jc w:val="center"/>
       </w:pPr>
       <w:r>
         <w:rPr>
